--- a/Project 1/Background/Project 1 Q&A Notes.docx
+++ b/Project 1/Background/Project 1 Q&A Notes.docx
@@ -620,7 +620,7 @@
           <w:rFonts w:ascii="Times New Roman" w:hAnsi="Times New Roman" w:eastAsia="Times New Roman" w:cs="Times New Roman"/>
           <w:color w:val="auto"/>
         </w:rPr>
-        <w:t>Mediation Analysis?</w:t>
+        <w:t>Mediation Analysis</w:t>
       </w:r>
     </w:p>
     <w:p>
@@ -679,7 +679,7 @@
       <w:pPr>
         <w:pStyle w:val="ListParagraph"/>
         <w:numPr>
-          <w:ilvl w:val="0"/>
+          <w:ilvl w:val="1"/>
           <w:numId w:val="1"/>
         </w:numPr>
         <w:suppressLineNumbers w:val="0"/>
@@ -689,15 +689,103 @@
         <w:jc w:val="left"/>
         <w:rPr>
           <w:rFonts w:ascii="Times New Roman" w:hAnsi="Times New Roman" w:eastAsia="Times New Roman" w:cs="Times New Roman"/>
-          <w:color w:val="auto"/>
-        </w:rPr>
-      </w:pPr>
-      <w:r>
-        <w:rPr>
-          <w:rFonts w:ascii="Times New Roman" w:hAnsi="Times New Roman" w:eastAsia="Times New Roman" w:cs="Times New Roman"/>
-          <w:color w:val="auto"/>
-        </w:rPr>
-        <w:t>Clinically meaningful differences:</w:t>
+          <w:b w:val="0"/>
+          <w:bCs w:val="0"/>
+          <w:i w:val="0"/>
+          <w:iCs w:val="0"/>
+          <w:caps w:val="0"/>
+          <w:smallCaps w:val="0"/>
+          <w:noProof w:val="0"/>
+          <w:color w:val="auto"/>
+          <w:sz w:val="24"/>
+          <w:szCs w:val="24"/>
+          <w:lang w:val="en-US"/>
+        </w:rPr>
+      </w:pPr>
+      <w:r>
+        <w:rPr>
+          <w:rFonts w:ascii="Times New Roman" w:hAnsi="Times New Roman" w:eastAsia="Times New Roman" w:cs="Times New Roman"/>
+          <w:b w:val="0"/>
+          <w:bCs w:val="0"/>
+          <w:i w:val="0"/>
+          <w:iCs w:val="0"/>
+          <w:caps w:val="0"/>
+          <w:smallCaps w:val="0"/>
+          <w:noProof w:val="0"/>
+          <w:color w:val="auto"/>
+          <w:sz w:val="24"/>
+          <w:szCs w:val="24"/>
+          <w:lang w:val="en-US"/>
+        </w:rPr>
+        <w:t>Model 1: Hard drug use</w:t>
+      </w:r>
+      <w:r>
+        <w:rPr>
+          <w:rFonts w:ascii="Times New Roman" w:hAnsi="Times New Roman" w:eastAsia="Times New Roman" w:cs="Times New Roman"/>
+          <w:b w:val="0"/>
+          <w:bCs w:val="0"/>
+          <w:i w:val="0"/>
+          <w:iCs w:val="0"/>
+          <w:caps w:val="0"/>
+          <w:smallCaps w:val="0"/>
+          <w:noProof w:val="0"/>
+          <w:color w:val="auto"/>
+          <w:sz w:val="24"/>
+          <w:szCs w:val="24"/>
+          <w:lang w:val="en-US"/>
+        </w:rPr>
+        <w:t xml:space="preserve"> + Covariates.</w:t>
+      </w:r>
+      <w:r>
+        <w:rPr>
+          <w:rFonts w:ascii="Times New Roman" w:hAnsi="Times New Roman" w:eastAsia="Times New Roman" w:cs="Times New Roman"/>
+          <w:b w:val="0"/>
+          <w:bCs w:val="0"/>
+          <w:i w:val="0"/>
+          <w:iCs w:val="0"/>
+          <w:caps w:val="0"/>
+          <w:smallCaps w:val="0"/>
+          <w:noProof w:val="0"/>
+          <w:color w:val="auto"/>
+          <w:sz w:val="24"/>
+          <w:szCs w:val="24"/>
+          <w:lang w:val="en-US"/>
+        </w:rPr>
+        <w:t xml:space="preserve"> Model 2: Hard drug use and adherence</w:t>
+      </w:r>
+      <w:r>
+        <w:rPr>
+          <w:rFonts w:ascii="Times New Roman" w:hAnsi="Times New Roman" w:eastAsia="Times New Roman" w:cs="Times New Roman"/>
+          <w:b w:val="0"/>
+          <w:bCs w:val="0"/>
+          <w:i w:val="0"/>
+          <w:iCs w:val="0"/>
+          <w:caps w:val="0"/>
+          <w:smallCaps w:val="0"/>
+          <w:noProof w:val="0"/>
+          <w:color w:val="auto"/>
+          <w:sz w:val="24"/>
+          <w:szCs w:val="24"/>
+          <w:lang w:val="en-US"/>
+        </w:rPr>
+        <w:t xml:space="preserve"> + Covariates </w:t>
+      </w:r>
+      <w:r>
+        <w:rPr>
+          <w:rFonts w:ascii="Times New Roman" w:hAnsi="Times New Roman" w:eastAsia="Times New Roman" w:cs="Times New Roman"/>
+          <w:b w:val="0"/>
+          <w:bCs w:val="0"/>
+          <w:i w:val="0"/>
+          <w:iCs w:val="0"/>
+          <w:caps w:val="0"/>
+          <w:smallCaps w:val="0"/>
+          <w:noProof w:val="0"/>
+          <w:color w:val="auto"/>
+          <w:sz w:val="24"/>
+          <w:szCs w:val="24"/>
+          <w:lang w:val="en-US"/>
+        </w:rPr>
+        <w:t>(Bayesian models). How does hard drug use change between models?</w:t>
       </w:r>
     </w:p>
     <w:p>
@@ -714,37 +802,76 @@
         <w:jc w:val="left"/>
         <w:rPr>
           <w:rFonts w:ascii="Times New Roman" w:hAnsi="Times New Roman" w:eastAsia="Times New Roman" w:cs="Times New Roman"/>
-          <w:color w:val="auto"/>
-        </w:rPr>
-      </w:pPr>
-      <w:r>
-        <w:rPr>
-          <w:rFonts w:ascii="Times New Roman" w:hAnsi="Times New Roman" w:eastAsia="Times New Roman" w:cs="Times New Roman"/>
-          <w:color w:val="auto"/>
-        </w:rPr>
-        <w:t>Viral load: 0.5 log</w:t>
-      </w:r>
-      <w:r>
-        <w:rPr>
-          <w:rFonts w:ascii="Times New Roman" w:hAnsi="Times New Roman" w:eastAsia="Times New Roman" w:cs="Times New Roman"/>
-          <w:color w:val="auto"/>
-          <w:vertAlign w:val="subscript"/>
-        </w:rPr>
-        <w:t>10</w:t>
-      </w:r>
-      <w:r>
-        <w:rPr>
-          <w:rFonts w:ascii="Times New Roman" w:hAnsi="Times New Roman" w:eastAsia="Times New Roman" w:cs="Times New Roman"/>
-          <w:color w:val="auto"/>
-        </w:rPr>
-        <w:t xml:space="preserve"> change</w:t>
-      </w:r>
-    </w:p>
-    <w:p>
-      <w:pPr>
-        <w:pStyle w:val="ListParagraph"/>
-        <w:numPr>
-          <w:ilvl w:val="1"/>
+          <w:b w:val="0"/>
+          <w:bCs w:val="0"/>
+          <w:i w:val="0"/>
+          <w:iCs w:val="0"/>
+          <w:caps w:val="0"/>
+          <w:smallCaps w:val="0"/>
+          <w:noProof w:val="0"/>
+          <w:color w:val="auto"/>
+          <w:sz w:val="24"/>
+          <w:szCs w:val="24"/>
+          <w:lang w:val="en-US"/>
+        </w:rPr>
+      </w:pPr>
+      <w:r>
+        <w:rPr>
+          <w:rFonts w:ascii="Times New Roman" w:hAnsi="Times New Roman" w:eastAsia="Times New Roman" w:cs="Times New Roman"/>
+          <w:b w:val="0"/>
+          <w:bCs w:val="0"/>
+          <w:i w:val="0"/>
+          <w:iCs w:val="0"/>
+          <w:caps w:val="0"/>
+          <w:smallCaps w:val="0"/>
+          <w:noProof w:val="0"/>
+          <w:color w:val="auto"/>
+          <w:sz w:val="24"/>
+          <w:szCs w:val="24"/>
+          <w:lang w:val="en-US"/>
+        </w:rPr>
+        <w:t xml:space="preserve">Descriptives between </w:t>
+      </w:r>
+      <w:r>
+        <w:rPr>
+          <w:rFonts w:ascii="Times New Roman" w:hAnsi="Times New Roman" w:eastAsia="Times New Roman" w:cs="Times New Roman"/>
+          <w:b w:val="0"/>
+          <w:bCs w:val="0"/>
+          <w:i w:val="0"/>
+          <w:iCs w:val="0"/>
+          <w:caps w:val="0"/>
+          <w:smallCaps w:val="0"/>
+          <w:noProof w:val="0"/>
+          <w:color w:val="auto"/>
+          <w:sz w:val="24"/>
+          <w:szCs w:val="24"/>
+          <w:lang w:val="en-US"/>
+        </w:rPr>
+        <w:t>hard-drug</w:t>
+      </w:r>
+      <w:r>
+        <w:rPr>
+          <w:rFonts w:ascii="Times New Roman" w:hAnsi="Times New Roman" w:eastAsia="Times New Roman" w:cs="Times New Roman"/>
+          <w:b w:val="0"/>
+          <w:bCs w:val="0"/>
+          <w:i w:val="0"/>
+          <w:iCs w:val="0"/>
+          <w:caps w:val="0"/>
+          <w:smallCaps w:val="0"/>
+          <w:noProof w:val="0"/>
+          <w:color w:val="auto"/>
+          <w:sz w:val="24"/>
+          <w:szCs w:val="24"/>
+          <w:lang w:val="en-US"/>
+        </w:rPr>
+        <w:t xml:space="preserve"> use and adherence</w:t>
+      </w:r>
+    </w:p>
+    <w:p>
+      <w:pPr>
+        <w:pStyle w:val="ListParagraph"/>
+        <w:numPr>
+          <w:ilvl w:val="0"/>
           <w:numId w:val="1"/>
         </w:numPr>
         <w:suppressLineNumbers w:val="0"/>
@@ -762,21 +889,7 @@
           <w:rFonts w:ascii="Times New Roman" w:hAnsi="Times New Roman" w:eastAsia="Times New Roman" w:cs="Times New Roman"/>
           <w:color w:val="auto"/>
         </w:rPr>
-        <w:t xml:space="preserve">CD4: 50 </w:t>
-      </w:r>
-      <w:r>
-        <w:rPr>
-          <w:rFonts w:ascii="Times New Roman" w:hAnsi="Times New Roman" w:eastAsia="Times New Roman" w:cs="Times New Roman"/>
-          <w:color w:val="auto"/>
-        </w:rPr>
-        <w:t>cells</w:t>
-      </w:r>
-      <w:r>
-        <w:rPr>
-          <w:rFonts w:ascii="Times New Roman" w:hAnsi="Times New Roman" w:eastAsia="Times New Roman" w:cs="Times New Roman"/>
-          <w:color w:val="auto"/>
-        </w:rPr>
-        <w:t xml:space="preserve"> count change</w:t>
+        <w:t>Clinically meaningful differences:</w:t>
       </w:r>
     </w:p>
     <w:p>
@@ -801,14 +914,15 @@
           <w:rFonts w:ascii="Times New Roman" w:hAnsi="Times New Roman" w:eastAsia="Times New Roman" w:cs="Times New Roman"/>
           <w:color w:val="auto"/>
         </w:rPr>
-        <w:t xml:space="preserve">QoL: </w:t>
-      </w:r>
-      <w:r>
-        <w:rPr>
-          <w:rFonts w:ascii="Times New Roman" w:hAnsi="Times New Roman" w:eastAsia="Times New Roman" w:cs="Times New Roman"/>
-          <w:color w:val="auto"/>
-        </w:rPr>
-        <w:t>2-point</w:t>
+        <w:t>Viral load: 0.5 log</w:t>
+      </w:r>
+      <w:r>
+        <w:rPr>
+          <w:rFonts w:ascii="Times New Roman" w:hAnsi="Times New Roman" w:eastAsia="Times New Roman" w:cs="Times New Roman"/>
+          <w:color w:val="auto"/>
+          <w:vertAlign w:val="subscript"/>
+        </w:rPr>
+        <w:t>10</w:t>
       </w:r>
       <w:r>
         <w:rPr>
@@ -822,7 +936,7 @@
       <w:pPr>
         <w:pStyle w:val="ListParagraph"/>
         <w:numPr>
-          <w:ilvl w:val="0"/>
+          <w:ilvl w:val="1"/>
           <w:numId w:val="1"/>
         </w:numPr>
         <w:suppressLineNumbers w:val="0"/>
@@ -840,7 +954,21 @@
           <w:rFonts w:ascii="Times New Roman" w:hAnsi="Times New Roman" w:eastAsia="Times New Roman" w:cs="Times New Roman"/>
           <w:color w:val="auto"/>
         </w:rPr>
-        <w:t>Investigator wants the following reported for each model:</w:t>
+        <w:t xml:space="preserve">CD4: 50 </w:t>
+      </w:r>
+      <w:r>
+        <w:rPr>
+          <w:rFonts w:ascii="Times New Roman" w:hAnsi="Times New Roman" w:eastAsia="Times New Roman" w:cs="Times New Roman"/>
+          <w:color w:val="auto"/>
+        </w:rPr>
+        <w:t>cells</w:t>
+      </w:r>
+      <w:r>
+        <w:rPr>
+          <w:rFonts w:ascii="Times New Roman" w:hAnsi="Times New Roman" w:eastAsia="Times New Roman" w:cs="Times New Roman"/>
+          <w:color w:val="auto"/>
+        </w:rPr>
+        <w:t xml:space="preserve"> count change</w:t>
       </w:r>
     </w:p>
     <w:p>
@@ -865,28 +993,28 @@
           <w:rFonts w:ascii="Times New Roman" w:hAnsi="Times New Roman" w:eastAsia="Times New Roman" w:cs="Times New Roman"/>
           <w:color w:val="auto"/>
         </w:rPr>
-        <w:t xml:space="preserve">Frequentist: point </w:t>
-      </w:r>
-      <w:r>
-        <w:rPr>
-          <w:rFonts w:ascii="Times New Roman" w:hAnsi="Times New Roman" w:eastAsia="Times New Roman" w:cs="Times New Roman"/>
-          <w:color w:val="auto"/>
-        </w:rPr>
-        <w:t>estimate</w:t>
-      </w:r>
-      <w:r>
-        <w:rPr>
-          <w:rFonts w:ascii="Times New Roman" w:hAnsi="Times New Roman" w:eastAsia="Times New Roman" w:cs="Times New Roman"/>
-          <w:color w:val="auto"/>
-        </w:rPr>
-        <w:t>, 95% CI, p-value</w:t>
-      </w:r>
-    </w:p>
-    <w:p>
-      <w:pPr>
-        <w:pStyle w:val="ListParagraph"/>
-        <w:numPr>
-          <w:ilvl w:val="1"/>
+        <w:t xml:space="preserve">QoL: </w:t>
+      </w:r>
+      <w:r>
+        <w:rPr>
+          <w:rFonts w:ascii="Times New Roman" w:hAnsi="Times New Roman" w:eastAsia="Times New Roman" w:cs="Times New Roman"/>
+          <w:color w:val="auto"/>
+        </w:rPr>
+        <w:t>2-point</w:t>
+      </w:r>
+      <w:r>
+        <w:rPr>
+          <w:rFonts w:ascii="Times New Roman" w:hAnsi="Times New Roman" w:eastAsia="Times New Roman" w:cs="Times New Roman"/>
+          <w:color w:val="auto"/>
+        </w:rPr>
+        <w:t xml:space="preserve"> change</w:t>
+      </w:r>
+    </w:p>
+    <w:p>
+      <w:pPr>
+        <w:pStyle w:val="ListParagraph"/>
+        <w:numPr>
+          <w:ilvl w:val="0"/>
           <w:numId w:val="1"/>
         </w:numPr>
         <w:suppressLineNumbers w:val="0"/>
@@ -904,7 +1032,171 @@
           <w:rFonts w:ascii="Times New Roman" w:hAnsi="Times New Roman" w:eastAsia="Times New Roman" w:cs="Times New Roman"/>
           <w:color w:val="auto"/>
         </w:rPr>
+        <w:t>Investigator wants the following reported for each model:</w:t>
+      </w:r>
+    </w:p>
+    <w:p>
+      <w:pPr>
+        <w:pStyle w:val="ListParagraph"/>
+        <w:numPr>
+          <w:ilvl w:val="1"/>
+          <w:numId w:val="1"/>
+        </w:numPr>
+        <w:suppressLineNumbers w:val="0"/>
+        <w:bidi w:val="0"/>
+        <w:spacing w:before="0" w:beforeAutospacing="off" w:after="160" w:afterAutospacing="off" w:line="279" w:lineRule="auto"/>
+        <w:ind w:right="0"/>
+        <w:jc w:val="left"/>
+        <w:rPr>
+          <w:rFonts w:ascii="Times New Roman" w:hAnsi="Times New Roman" w:eastAsia="Times New Roman" w:cs="Times New Roman"/>
+          <w:color w:val="auto"/>
+        </w:rPr>
+      </w:pPr>
+      <w:r>
+        <w:rPr>
+          <w:rFonts w:ascii="Times New Roman" w:hAnsi="Times New Roman" w:eastAsia="Times New Roman" w:cs="Times New Roman"/>
+          <w:color w:val="auto"/>
+        </w:rPr>
+        <w:t xml:space="preserve">Frequentist: point </w:t>
+      </w:r>
+      <w:r>
+        <w:rPr>
+          <w:rFonts w:ascii="Times New Roman" w:hAnsi="Times New Roman" w:eastAsia="Times New Roman" w:cs="Times New Roman"/>
+          <w:color w:val="auto"/>
+        </w:rPr>
+        <w:t>estimate</w:t>
+      </w:r>
+      <w:r>
+        <w:rPr>
+          <w:rFonts w:ascii="Times New Roman" w:hAnsi="Times New Roman" w:eastAsia="Times New Roman" w:cs="Times New Roman"/>
+          <w:color w:val="auto"/>
+        </w:rPr>
+        <w:t>, 95% CI, p-value</w:t>
+      </w:r>
+    </w:p>
+    <w:p>
+      <w:pPr>
+        <w:pStyle w:val="ListParagraph"/>
+        <w:numPr>
+          <w:ilvl w:val="1"/>
+          <w:numId w:val="1"/>
+        </w:numPr>
+        <w:suppressLineNumbers w:val="0"/>
+        <w:bidi w:val="0"/>
+        <w:spacing w:before="0" w:beforeAutospacing="off" w:after="160" w:afterAutospacing="off" w:line="279" w:lineRule="auto"/>
+        <w:ind w:right="0"/>
+        <w:jc w:val="left"/>
+        <w:rPr>
+          <w:rFonts w:ascii="Times New Roman" w:hAnsi="Times New Roman" w:eastAsia="Times New Roman" w:cs="Times New Roman"/>
+          <w:color w:val="auto"/>
+        </w:rPr>
+      </w:pPr>
+      <w:r>
+        <w:rPr>
+          <w:rFonts w:ascii="Times New Roman" w:hAnsi="Times New Roman" w:eastAsia="Times New Roman" w:cs="Times New Roman"/>
+          <w:color w:val="auto"/>
+        </w:rPr>
         <w:t>Bayesian: point estimate, 95% HPDI, posterior probability of a clinically meaningful difference between the drug use groups</w:t>
+      </w:r>
+    </w:p>
+    <w:p>
+      <w:pPr>
+        <w:pStyle w:val="ListParagraph"/>
+        <w:numPr>
+          <w:ilvl w:val="0"/>
+          <w:numId w:val="1"/>
+        </w:numPr>
+        <w:suppressLineNumbers w:val="0"/>
+        <w:bidi w:val="0"/>
+        <w:spacing w:before="0" w:beforeAutospacing="off" w:after="160" w:afterAutospacing="off" w:line="279" w:lineRule="auto"/>
+        <w:ind w:right="0"/>
+        <w:jc w:val="left"/>
+        <w:rPr>
+          <w:rFonts w:ascii="Times New Roman" w:hAnsi="Times New Roman" w:eastAsia="Times New Roman" w:cs="Times New Roman"/>
+          <w:color w:val="auto"/>
+        </w:rPr>
+      </w:pPr>
+      <w:r>
+        <w:rPr>
+          <w:rFonts w:ascii="Times New Roman" w:hAnsi="Times New Roman" w:eastAsia="Times New Roman" w:cs="Times New Roman"/>
+          <w:color w:val="auto"/>
+        </w:rPr>
+        <w:t>Adherence should be collapsed according to clincal standards</w:t>
+      </w:r>
+    </w:p>
+    <w:p>
+      <w:pPr>
+        <w:pStyle w:val="ListParagraph"/>
+        <w:numPr>
+          <w:ilvl w:val="1"/>
+          <w:numId w:val="1"/>
+        </w:numPr>
+        <w:suppressLineNumbers w:val="0"/>
+        <w:bidi w:val="0"/>
+        <w:spacing w:before="0" w:beforeAutospacing="off" w:after="160" w:afterAutospacing="off" w:line="279" w:lineRule="auto"/>
+        <w:ind w:right="0"/>
+        <w:jc w:val="left"/>
+        <w:rPr>
+          <w:rFonts w:ascii="Times New Roman" w:hAnsi="Times New Roman" w:eastAsia="Times New Roman" w:cs="Times New Roman"/>
+          <w:color w:val="auto"/>
+        </w:rPr>
+      </w:pPr>
+      <w:r>
+        <w:rPr>
+          <w:rFonts w:ascii="Times New Roman" w:hAnsi="Times New Roman" w:eastAsia="Times New Roman" w:cs="Times New Roman"/>
+          <w:color w:val="auto"/>
+        </w:rPr>
+        <w:t>&gt;= 95% (top 2)</w:t>
+      </w:r>
+    </w:p>
+    <w:p>
+      <w:pPr>
+        <w:pStyle w:val="ListParagraph"/>
+        <w:numPr>
+          <w:ilvl w:val="1"/>
+          <w:numId w:val="1"/>
+        </w:numPr>
+        <w:suppressLineNumbers w:val="0"/>
+        <w:bidi w:val="0"/>
+        <w:spacing w:before="0" w:beforeAutospacing="off" w:after="160" w:afterAutospacing="off" w:line="279" w:lineRule="auto"/>
+        <w:ind w:right="0"/>
+        <w:jc w:val="left"/>
+        <w:rPr>
+          <w:rFonts w:ascii="Times New Roman" w:hAnsi="Times New Roman" w:eastAsia="Times New Roman" w:cs="Times New Roman"/>
+          <w:color w:val="auto"/>
+        </w:rPr>
+      </w:pPr>
+      <w:r>
+        <w:rPr>
+          <w:rFonts w:ascii="Times New Roman" w:hAnsi="Times New Roman" w:eastAsia="Times New Roman" w:cs="Times New Roman"/>
+          <w:color w:val="auto"/>
+        </w:rPr>
+        <w:t>&lt; 95% (bottom 2)</w:t>
+      </w:r>
+    </w:p>
+    <w:p>
+      <w:pPr>
+        <w:pStyle w:val="ListParagraph"/>
+        <w:numPr>
+          <w:ilvl w:val="0"/>
+          <w:numId w:val="1"/>
+        </w:numPr>
+        <w:suppressLineNumbers w:val="0"/>
+        <w:bidi w:val="0"/>
+        <w:spacing w:before="0" w:beforeAutospacing="off" w:after="160" w:afterAutospacing="off" w:line="279" w:lineRule="auto"/>
+        <w:ind w:right="0"/>
+        <w:jc w:val="left"/>
+        <w:rPr>
+          <w:rFonts w:ascii="Times New Roman" w:hAnsi="Times New Roman" w:eastAsia="Times New Roman" w:cs="Times New Roman"/>
+          <w:color w:val="auto"/>
+        </w:rPr>
+      </w:pPr>
+      <w:r>
+        <w:rPr>
+          <w:rFonts w:ascii="Times New Roman" w:hAnsi="Times New Roman" w:eastAsia="Times New Roman" w:cs="Times New Roman"/>
+          <w:color w:val="auto"/>
+        </w:rPr>
+        <w:t>Collapse smoker to non-current smoker and current smoker</w:t>
       </w:r>
     </w:p>
     <w:sectPr>

--- a/Project 1/Background/Project 1 Q&A Notes.docx
+++ b/Project 1/Background/Project 1 Q&A Notes.docx
@@ -50,7 +50,25 @@
           <w:iCs w:val="1"/>
           <w:color w:val="auto"/>
         </w:rPr>
-        <w:t xml:space="preserve"> and 2/18</w:t>
+        <w:t xml:space="preserve">, </w:t>
+      </w:r>
+      <w:r>
+        <w:rPr>
+          <w:rFonts w:ascii="Times New Roman" w:hAnsi="Times New Roman" w:eastAsia="Times New Roman" w:cs="Times New Roman"/>
+          <w:i w:val="1"/>
+          <w:iCs w:val="1"/>
+          <w:color w:val="auto"/>
+        </w:rPr>
+        <w:t>2/18</w:t>
+      </w:r>
+      <w:r>
+        <w:rPr>
+          <w:rFonts w:ascii="Times New Roman" w:hAnsi="Times New Roman" w:eastAsia="Times New Roman" w:cs="Times New Roman"/>
+          <w:i w:val="1"/>
+          <w:iCs w:val="1"/>
+          <w:color w:val="auto"/>
+        </w:rPr>
+        <w:t>, 2/23</w:t>
       </w:r>
     </w:p>
     <w:p>
@@ -1121,7 +1139,21 @@
           <w:rFonts w:ascii="Times New Roman" w:hAnsi="Times New Roman" w:eastAsia="Times New Roman" w:cs="Times New Roman"/>
           <w:color w:val="auto"/>
         </w:rPr>
-        <w:t>Adherence should be collapsed according to clincal standards</w:t>
+        <w:t xml:space="preserve">Adherence should be collapsed according to </w:t>
+      </w:r>
+      <w:r>
+        <w:rPr>
+          <w:rFonts w:ascii="Times New Roman" w:hAnsi="Times New Roman" w:eastAsia="Times New Roman" w:cs="Times New Roman"/>
+          <w:color w:val="auto"/>
+        </w:rPr>
+        <w:t>clinical</w:t>
+      </w:r>
+      <w:r>
+        <w:rPr>
+          <w:rFonts w:ascii="Times New Roman" w:hAnsi="Times New Roman" w:eastAsia="Times New Roman" w:cs="Times New Roman"/>
+          <w:color w:val="auto"/>
+        </w:rPr>
+        <w:t xml:space="preserve"> standards</w:t>
       </w:r>
     </w:p>
     <w:p>
